--- a/public/programas/Programa_TOPIK2_Octubre_2026.docx
+++ b/public/programas/Programa_TOPIK2_Octubre_2026.docx
@@ -79,7 +79,7 @@
           <w:sz w:val="48"/>
           <w:szCs w:val="48"/>
         </w:rPr>
-        <w:t xml:space="preserve">Preparación TOPIK II</w:t>
+        <w:t xml:space="preserve">TOPIK II (B1+)</w:t>
       </w:r>
     </w:p>
     <w:p>
@@ -96,7 +96,7 @@
           <w:sz w:val="24"/>
           <w:szCs w:val="24"/>
         </w:rPr>
-        <w:t xml:space="preserve">B1+ · para rendir el examen oficial 한국어능력시험</w:t>
+        <w:t xml:space="preserve">Estrategia de examen</w:t>
       </w:r>
     </w:p>
     <w:p>
@@ -126,7 +126,7 @@
           <w:sz w:val="23"/>
           <w:szCs w:val="23"/>
         </w:rPr>
-        <w:t xml:space="preserve">Jueves 21:00 hora Chile · Prof. Jay (김재희)</w:t>
+        <w:t xml:space="preserve">Paso 5 de la escalera · Requiere Nivel intermedio (B1)</w:t>
       </w:r>
     </w:p>
     <w:p>
@@ -141,7 +141,7 @@
           <w:sz w:val="23"/>
           <w:szCs w:val="23"/>
         </w:rPr>
-        <w:t xml:space="preserve">8 semanas · 60 min por clase · certificado incluido</w:t>
+        <w:t xml:space="preserve">Jueves 21:00 hora Chile · Jay Kim · 김재희</w:t>
       </w:r>
     </w:p>
     <w:p>
@@ -156,7 +156,22 @@
           <w:sz w:val="23"/>
           <w:szCs w:val="23"/>
         </w:rPr>
-        <w:t xml:space="preserve">US$150 pago único · o US$75/mes × 2</w:t>
+        <w:t xml:space="preserve">8 semanas · 60 min por clase · certificado incluido</w:t>
+      </w:r>
+    </w:p>
+    <w:p>
+      <w:pPr>
+        <w:spacing w:after="70"/>
+        <w:jc w:val="center"/>
+      </w:pPr>
+      <w:r>
+        <w:rPr>
+          <w:rFonts w:ascii="Arial" w:cs="Arial" w:eastAsia="Arial" w:hAnsi="Arial"/>
+          <w:color w:val="1B1C24"/>
+          <w:sz w:val="23"/>
+          <w:szCs w:val="23"/>
+        </w:rPr>
+        <w:t xml:space="preserve">US$150 el curso completo · o 2 cuotas de US$75</w:t>
       </w:r>
     </w:p>
     <w:p>
@@ -256,7 +271,7 @@
           <w:sz w:val="22"/>
           <w:szCs w:val="22"/>
         </w:rPr>
-        <w:t xml:space="preserve">Grupo chico (máx. 8) enfocado 100% en el examen: estrategia por sección, corrección personalizada de escritura (쓰기) y simulacros cronometrados. Ideal si apuntas al TOPIK de abril 2027.</w:t>
+        <w:t xml:space="preserve">Grupo chico (máx. 8) enfocado 100% en el examen oficial: estrategia por sección, corrección personalizada de escritura (쓰기) y simulacros cronometrados. Ideal si apuntas al TOPIK de abril 2027.</w:t>
       </w:r>
     </w:p>
     <w:tbl>
@@ -390,7 +405,7 @@
                 <w:sz w:val="20"/>
                 <w:szCs w:val="20"/>
               </w:rPr>
-              <w:t xml:space="preserve">B1+ · para rendir el examen oficial 한국어능력시험</w:t>
+              <w:t xml:space="preserve">B1+ · requiere Nivel intermedio (B1)</w:t>
             </w:r>
           </w:p>
         </w:tc>
@@ -506,7 +521,7 @@
                 <w:sz w:val="20"/>
                 <w:szCs w:val="20"/>
               </w:rPr>
-              <w:t xml:space="preserve">Jueves 21:00 (hora Chile) · Prof. Jay (김재희)</w:t>
+              <w:t xml:space="preserve">Jueves 21:00 (hora Chile) · Jay Kim · 김재희</w:t>
             </w:r>
           </w:p>
         </w:tc>
@@ -738,7 +753,7 @@
                 <w:sz w:val="20"/>
                 <w:szCs w:val="20"/>
               </w:rPr>
-              <w:t xml:space="preserve">US$150 pago único · o US$75/mes × 2</w:t>
+              <w:t xml:space="preserve">US$150 el curso completo · o 2 cuotas de US$75</w:t>
             </w:r>
           </w:p>
         </w:tc>
@@ -3095,7 +3110,7 @@
           <w:sz w:val="18"/>
           <w:szCs w:val="18"/>
         </w:rPr>
-        <w:t xml:space="preserve">España cambia de hora el 25 de octubre y EE.UU. el 1 de noviembre (la tabla muestra antes → después). Chile, Argentina, México, Colombia, Perú y Corea no cambian durante el curso.</w:t>
+        <w:t xml:space="preserve">España cambia de hora el 25 de octubre y EE.UU. el 1 de noviembre (se muestra antes → después). Chile, Argentina, México, Colombia, Perú y Corea no cambian durante el curso.</w:t>
       </w:r>
     </w:p>
     <w:p>
@@ -3141,7 +3156,7 @@
           <w:sz w:val="22"/>
           <w:szCs w:val="22"/>
         </w:rPr>
-        <w:t xml:space="preserve">Precio: US$150 pago único · o US$75/mes × 2. Mismo precio para todos los cursos de la academia.</w:t>
+        <w:t xml:space="preserve">Precio: US$150 el curso completo · o 2 cuotas de US$75. Mismo precio para todos los cursos de la academia.</w:t>
       </w:r>
     </w:p>
     <w:p>
@@ -3382,7 +3397,7 @@
         <w:sz w:val="16"/>
         <w:szCs w:val="16"/>
       </w:rPr>
-      <w:t xml:space="preserve">Academia Seúl · Programa Preparación TOPIK II · Octubre 2026</w:t>
+      <w:t xml:space="preserve">Academia Seúl · Programa TOPIK II (B1+) · Octubre 2026</w:t>
     </w:r>
   </w:p>
 </w:hdr>

--- a/public/programas/Programa_TOPIK2_Octubre_2026.docx
+++ b/public/programas/Programa_TOPIK2_Octubre_2026.docx
@@ -464,7 +464,7 @@
                 <w:sz w:val="20"/>
                 <w:szCs w:val="20"/>
               </w:rPr>
-              <w:t xml:space="preserve">8 semanas · 1 clase en vivo por semana · 60 minutos · Semana del 5 de octubre de 2026 → semana del 23 de noviembre de 2026</w:t>
+              <w:t xml:space="preserve">8 semanas · 1 clase en vivo por semana · 60 minutos · Semana del 12 de octubre de 2026 → semana del 30 de noviembre de 2026</w:t>
             </w:r>
           </w:p>
         </w:tc>
@@ -1185,7 +1185,7 @@
                 <w:sz w:val="20"/>
                 <w:szCs w:val="20"/>
               </w:rPr>
-              <w:t xml:space="preserve">jue 8 oct</w:t>
+              <w:t xml:space="preserve">jue 15 oct</w:t>
             </w:r>
           </w:p>
         </w:tc>
@@ -1298,7 +1298,7 @@
                 <w:sz w:val="20"/>
                 <w:szCs w:val="20"/>
               </w:rPr>
-              <w:t xml:space="preserve">jue 15 oct</w:t>
+              <w:t xml:space="preserve">jue 22 oct</w:t>
             </w:r>
           </w:p>
         </w:tc>
@@ -1411,7 +1411,7 @@
                 <w:sz w:val="20"/>
                 <w:szCs w:val="20"/>
               </w:rPr>
-              <w:t xml:space="preserve">jue 22 oct</w:t>
+              <w:t xml:space="preserve">jue 29 oct</w:t>
             </w:r>
           </w:p>
         </w:tc>
@@ -1524,7 +1524,7 @@
                 <w:sz w:val="20"/>
                 <w:szCs w:val="20"/>
               </w:rPr>
-              <w:t xml:space="preserve">jue 29 oct</w:t>
+              <w:t xml:space="preserve">jue 5 nov</w:t>
             </w:r>
           </w:p>
         </w:tc>
@@ -1637,7 +1637,7 @@
                 <w:sz w:val="20"/>
                 <w:szCs w:val="20"/>
               </w:rPr>
-              <w:t xml:space="preserve">jue 5 nov</w:t>
+              <w:t xml:space="preserve">jue 12 nov</w:t>
             </w:r>
           </w:p>
         </w:tc>
@@ -1750,7 +1750,7 @@
                 <w:sz w:val="20"/>
                 <w:szCs w:val="20"/>
               </w:rPr>
-              <w:t xml:space="preserve">jue 12 nov</w:t>
+              <w:t xml:space="preserve">jue 19 nov</w:t>
             </w:r>
           </w:p>
         </w:tc>
@@ -1863,7 +1863,7 @@
                 <w:sz w:val="20"/>
                 <w:szCs w:val="20"/>
               </w:rPr>
-              <w:t xml:space="preserve">jue 19 nov</w:t>
+              <w:t xml:space="preserve">jue 26 nov</w:t>
             </w:r>
           </w:p>
         </w:tc>
@@ -1976,7 +1976,7 @@
                 <w:sz w:val="20"/>
                 <w:szCs w:val="20"/>
               </w:rPr>
-              <w:t xml:space="preserve">jue 26 nov</w:t>
+              <w:t xml:space="preserve">jue 3 dic</w:t>
             </w:r>
           </w:p>
         </w:tc>

--- a/public/programas/Programa_TOPIK2_Octubre_2026.docx
+++ b/public/programas/Programa_TOPIK2_Octubre_2026.docx
@@ -2095,7 +2095,7 @@
           <w:sz w:val="22"/>
           <w:szCs w:val="22"/>
         </w:rPr>
-        <w:t xml:space="preserve">Lector de Hangul (academiaseul.com/lector-hangul): 10–15 minutos al día. Es gratis, tiene audio nativo y va rotando los ejercicios para que nunca sea la misma práctica.</w:t>
+        <w:t xml:space="preserve">Lector de Hangul (academiaseul.com/lector-coreano): 10–15 minutos al día. Es gratis, tiene audio nativo y va rotando los ejercicios para que nunca sea la misma práctica.</w:t>
       </w:r>
     </w:p>
     <w:p>

--- a/public/programas/Programa_TOPIK2_Octubre_2026.docx
+++ b/public/programas/Programa_TOPIK2_Octubre_2026.docx
@@ -982,7 +982,7 @@
           <w:sz w:val="22"/>
           <w:szCs w:val="22"/>
         </w:rPr>
-        <w:t xml:space="preserve">quiz de la clase anterior (5’) · lección con el deck (30’) · práctica oral en pares (20’) · cierre y tarea (5’)</w:t>
+        <w:t xml:space="preserve">estrategia · práctica cronometrada con ítems en formato TOPIK · corrección</w:t>
       </w:r>
       <w:r>
         <w:rPr>
@@ -991,7 +991,7 @@
           <w:sz w:val="22"/>
           <w:szCs w:val="22"/>
         </w:rPr>
-        <w:t xml:space="preserve">. El drilling pesado (leer sílabas, memorizar números) se hace de tarea en el Lector de Hangul con audio nativo, así la hora en vivo se usa para hablar y ser corregido.</w:t>
+        <w:t xml:space="preserve">. La escritura (쓰기 51–54) se corrige de forma personalizada.</w:t>
       </w:r>
     </w:p>
     <w:tbl>
@@ -2095,7 +2095,7 @@
           <w:sz w:val="22"/>
           <w:szCs w:val="22"/>
         </w:rPr>
-        <w:t xml:space="preserve">Lector de Hangul (academiaseul.com/lector-coreano): 10–15 minutos al día. Es gratis, tiene audio nativo y va rotando los ejercicios para que nunca sea la misma práctica.</w:t>
+        <w:t xml:space="preserve">Exámenes oficiales anteriores del TOPIK II (se descargan gratis en topik.go.kr): Jay indica en cada clase qué parte practicar y con cuánto tiempo.</w:t>
       </w:r>
     </w:p>
     <w:p>
@@ -2121,7 +2121,7 @@
           <w:sz w:val="22"/>
           <w:szCs w:val="22"/>
         </w:rPr>
-        <w:t xml:space="preserve">Hoja de actividad de cada sesión: 30–45 minutos. Se entrega al terminar la clase y se revisa en el quiz de la siguiente.</w:t>
+        <w:t xml:space="preserve">Escritura (쓰기 51–54): la entregas para corrección personalizada.</w:t>
       </w:r>
     </w:p>
     <w:p>
@@ -2148,32 +2148,6 @@
           <w:szCs w:val="22"/>
         </w:rPr>
         <w:t xml:space="preserve">Grabación: si faltaste, mírala antes de la próxima clase; si asististe, vuelve a ver solo la parte oral.</w:t>
-      </w:r>
-    </w:p>
-    <w:p>
-      <w:pPr>
-        <w:spacing w:after="80" w:line="288"/>
-        <w:ind w:left="360" w:hanging="240"/>
-      </w:pPr>
-      <w:r>
-        <w:rPr>
-          <w:rFonts w:ascii="Arial" w:cs="Arial" w:eastAsia="Arial" w:hAnsi="Arial"/>
-          <w:b/>
-          <w:bCs/>
-          <w:color w:val="4236F6"/>
-          <w:sz w:val="22"/>
-          <w:szCs w:val="22"/>
-        </w:rPr>
-        <w:t xml:space="preserve">•  </w:t>
-      </w:r>
-      <w:r>
-        <w:rPr>
-          <w:rFonts w:ascii="Arial" w:cs="Arial" w:eastAsia="Arial" w:hAnsi="Arial"/>
-          <w:color w:val="1B1C24"/>
-          <w:sz w:val="22"/>
-          <w:szCs w:val="22"/>
-        </w:rPr>
-        <w:t xml:space="preserve">Habla en voz alta. Leer en silencio no cuenta: cada ejemplo del material se dice en voz alta al menos una vez.</w:t>
       </w:r>
     </w:p>
     <w:p>
@@ -2259,7 +2233,7 @@
                 <w:sz w:val="21"/>
                 <w:szCs w:val="21"/>
               </w:rPr>
-              <w:t xml:space="preserve">Rendir el TOPIK II (próximas fechas: IBT 28 nov 2026 · abril 2027) con el plan personal de la clase 8.</w:t>
+              <w:t xml:space="preserve">Rendir el TOPIK II con el plan personal de la clase 8 (las fechas oficiales se confirman en topik.go.kr).</w:t>
             </w:r>
           </w:p>
         </w:tc>

--- a/public/programas/Programa_TOPIK2_Octubre_2026.docx
+++ b/public/programas/Programa_TOPIK2_Octubre_2026.docx
@@ -464,7 +464,7 @@
                 <w:sz w:val="20"/>
                 <w:szCs w:val="20"/>
               </w:rPr>
-              <w:t xml:space="preserve">8 semanas · 1 clase en vivo por semana · 60 minutos · Semana del 12 de octubre de 2026 → semana del 30 de noviembre de 2026</w:t>
+              <w:t xml:space="preserve">8 semanas · 1 clase en vivo por semana · 60 minutos · Semana del 19 de octubre de 2026 → semana del 7 de diciembre de 2026</w:t>
             </w:r>
           </w:p>
         </w:tc>
@@ -1185,7 +1185,7 @@
                 <w:sz w:val="20"/>
                 <w:szCs w:val="20"/>
               </w:rPr>
-              <w:t xml:space="preserve">jue 15 oct</w:t>
+              <w:t xml:space="preserve">jue 22 oct</w:t>
             </w:r>
           </w:p>
         </w:tc>
@@ -1298,7 +1298,7 @@
                 <w:sz w:val="20"/>
                 <w:szCs w:val="20"/>
               </w:rPr>
-              <w:t xml:space="preserve">jue 22 oct</w:t>
+              <w:t xml:space="preserve">jue 29 oct</w:t>
             </w:r>
           </w:p>
         </w:tc>
@@ -1411,7 +1411,7 @@
                 <w:sz w:val="20"/>
                 <w:szCs w:val="20"/>
               </w:rPr>
-              <w:t xml:space="preserve">jue 29 oct</w:t>
+              <w:t xml:space="preserve">jue 5 nov</w:t>
             </w:r>
           </w:p>
         </w:tc>
@@ -1524,7 +1524,7 @@
                 <w:sz w:val="20"/>
                 <w:szCs w:val="20"/>
               </w:rPr>
-              <w:t xml:space="preserve">jue 5 nov</w:t>
+              <w:t xml:space="preserve">jue 12 nov</w:t>
             </w:r>
           </w:p>
         </w:tc>
@@ -1637,7 +1637,7 @@
                 <w:sz w:val="20"/>
                 <w:szCs w:val="20"/>
               </w:rPr>
-              <w:t xml:space="preserve">jue 12 nov</w:t>
+              <w:t xml:space="preserve">jue 19 nov</w:t>
             </w:r>
           </w:p>
         </w:tc>
@@ -1750,7 +1750,7 @@
                 <w:sz w:val="20"/>
                 <w:szCs w:val="20"/>
               </w:rPr>
-              <w:t xml:space="preserve">jue 19 nov</w:t>
+              <w:t xml:space="preserve">jue 26 nov</w:t>
             </w:r>
           </w:p>
         </w:tc>
@@ -1863,7 +1863,7 @@
                 <w:sz w:val="20"/>
                 <w:szCs w:val="20"/>
               </w:rPr>
-              <w:t xml:space="preserve">jue 26 nov</w:t>
+              <w:t xml:space="preserve">jue 3 dic</w:t>
             </w:r>
           </w:p>
         </w:tc>
@@ -1976,7 +1976,7 @@
                 <w:sz w:val="20"/>
                 <w:szCs w:val="20"/>
               </w:rPr>
-              <w:t xml:space="preserve">jue 3 dic</w:t>
+              <w:t xml:space="preserve">jue 10 dic</w:t>
             </w:r>
           </w:p>
         </w:tc>
